--- a/tillsyn/S 4597-2022 tillsynsbegäran.docx
+++ b/tillsyn/S 4597-2022 tillsynsbegäran.docx
@@ -475,7 +475,7 @@
     <w:r>
       <w:tab/>
       <w:tab/>
-      <w:t>2026-07-13</w:t>
+      <w:t>2026-07-14</w:t>
       <w:br/>
       <w:br/>
     </w:r>

--- a/tillsyn/S 4597-2022 tillsynsbegäran.docx
+++ b/tillsyn/S 4597-2022 tillsynsbegäran.docx
@@ -475,7 +475,7 @@
     <w:r>
       <w:tab/>
       <w:tab/>
-      <w:t>2026-07-14</w:t>
+      <w:t>2026-07-15</w:t>
       <w:br/>
       <w:br/>
     </w:r>

--- a/tillsyn/S 4597-2022 tillsynsbegäran.docx
+++ b/tillsyn/S 4597-2022 tillsynsbegäran.docx
@@ -475,7 +475,7 @@
     <w:r>
       <w:tab/>
       <w:tab/>
-      <w:t>2026-07-15</w:t>
+      <w:t>2026-07-16</w:t>
       <w:br/>
       <w:br/>
     </w:r>

--- a/tillsyn/S 4597-2022 tillsynsbegäran.docx
+++ b/tillsyn/S 4597-2022 tillsynsbegäran.docx
@@ -475,7 +475,7 @@
     <w:r>
       <w:tab/>
       <w:tab/>
-      <w:t>2026-07-16</w:t>
+      <w:t>2026-07-17</w:t>
       <w:br/>
       <w:br/>
     </w:r>

--- a/tillsyn/S 4597-2022 tillsynsbegäran.docx
+++ b/tillsyn/S 4597-2022 tillsynsbegäran.docx
@@ -475,7 +475,7 @@
     <w:r>
       <w:tab/>
       <w:tab/>
-      <w:t>2026-07-17</w:t>
+      <w:t>2026-07-18</w:t>
       <w:br/>
       <w:br/>
     </w:r>

--- a/tillsyn/S 4597-2022 tillsynsbegäran.docx
+++ b/tillsyn/S 4597-2022 tillsynsbegäran.docx
@@ -475,7 +475,7 @@
     <w:r>
       <w:tab/>
       <w:tab/>
-      <w:t>2026-07-18</w:t>
+      <w:t>2026-07-19</w:t>
       <w:br/>
       <w:br/>
     </w:r>

--- a/tillsyn/S 4597-2022 tillsynsbegäran.docx
+++ b/tillsyn/S 4597-2022 tillsynsbegäran.docx
@@ -475,7 +475,7 @@
     <w:r>
       <w:tab/>
       <w:tab/>
-      <w:t>2026-07-19</w:t>
+      <w:t>2026-07-20</w:t>
       <w:br/>
       <w:br/>
     </w:r>

--- a/tillsyn/S 4597-2022 tillsynsbegäran.docx
+++ b/tillsyn/S 4597-2022 tillsynsbegäran.docx
@@ -475,7 +475,7 @@
     <w:r>
       <w:tab/>
       <w:tab/>
-      <w:t>2026-07-20</w:t>
+      <w:t>2026-07-21</w:t>
       <w:br/>
       <w:br/>
     </w:r>

--- a/tillsyn/S 4597-2022 tillsynsbegäran.docx
+++ b/tillsyn/S 4597-2022 tillsynsbegäran.docx
@@ -475,7 +475,7 @@
     <w:r>
       <w:tab/>
       <w:tab/>
-      <w:t>2026-07-21</w:t>
+      <w:t>2026-07-22</w:t>
       <w:br/>
       <w:br/>
     </w:r>

--- a/tillsyn/S 4597-2022 tillsynsbegäran.docx
+++ b/tillsyn/S 4597-2022 tillsynsbegäran.docx
@@ -475,7 +475,7 @@
     <w:r>
       <w:tab/>
       <w:tab/>
-      <w:t>2026-07-22</w:t>
+      <w:t>2026-07-23</w:t>
       <w:br/>
       <w:br/>
     </w:r>

--- a/tillsyn/S 4597-2022 tillsynsbegäran.docx
+++ b/tillsyn/S 4597-2022 tillsynsbegäran.docx
@@ -475,7 +475,7 @@
     <w:r>
       <w:tab/>
       <w:tab/>
-      <w:t>2026-07-23</w:t>
+      <w:t>2026-07-24</w:t>
       <w:br/>
       <w:br/>
     </w:r>

--- a/tillsyn/S 4597-2022 tillsynsbegäran.docx
+++ b/tillsyn/S 4597-2022 tillsynsbegäran.docx
@@ -475,7 +475,7 @@
     <w:r>
       <w:tab/>
       <w:tab/>
-      <w:t>2026-07-24</w:t>
+      <w:t>2026-07-25</w:t>
       <w:br/>
       <w:br/>
     </w:r>

--- a/tillsyn/S 4597-2022 tillsynsbegäran.docx
+++ b/tillsyn/S 4597-2022 tillsynsbegäran.docx
@@ -475,7 +475,7 @@
     <w:r>
       <w:tab/>
       <w:tab/>
-      <w:t>2026-07-25</w:t>
+      <w:t>2026-07-26</w:t>
       <w:br/>
       <w:br/>
     </w:r>

--- a/tillsyn/S 4597-2022 tillsynsbegäran.docx
+++ b/tillsyn/S 4597-2022 tillsynsbegäran.docx
@@ -475,7 +475,7 @@
     <w:r>
       <w:tab/>
       <w:tab/>
-      <w:t>2026-07-26</w:t>
+      <w:t>2026-07-27</w:t>
       <w:br/>
       <w:br/>
     </w:r>

--- a/tillsyn/S 4597-2022 tillsynsbegäran.docx
+++ b/tillsyn/S 4597-2022 tillsynsbegäran.docx
@@ -475,7 +475,7 @@
     <w:r>
       <w:tab/>
       <w:tab/>
-      <w:t>2026-07-27</w:t>
+      <w:t>2026-07-28</w:t>
       <w:br/>
       <w:br/>
     </w:r>

--- a/tillsyn/S 4597-2022 tillsynsbegäran.docx
+++ b/tillsyn/S 4597-2022 tillsynsbegäran.docx
@@ -475,7 +475,7 @@
     <w:r>
       <w:tab/>
       <w:tab/>
-      <w:t>2026-07-28</w:t>
+      <w:t>2026-07-29</w:t>
       <w:br/>
       <w:br/>
     </w:r>

--- a/tillsyn/S 4597-2022 tillsynsbegäran.docx
+++ b/tillsyn/S 4597-2022 tillsynsbegäran.docx
@@ -475,7 +475,7 @@
     <w:r>
       <w:tab/>
       <w:tab/>
-      <w:t>2026-07-29</w:t>
+      <w:t>2026-07-30</w:t>
       <w:br/>
       <w:br/>
     </w:r>

--- a/tillsyn/S 4597-2022 tillsynsbegäran.docx
+++ b/tillsyn/S 4597-2022 tillsynsbegäran.docx
@@ -475,7 +475,7 @@
     <w:r>
       <w:tab/>
       <w:tab/>
-      <w:t>2026-07-30</w:t>
+      <w:t>2026-07-31</w:t>
       <w:br/>
       <w:br/>
     </w:r>

--- a/tillsyn/S 4597-2022 tillsynsbegäran.docx
+++ b/tillsyn/S 4597-2022 tillsynsbegäran.docx
@@ -475,7 +475,7 @@
     <w:r>
       <w:tab/>
       <w:tab/>
-      <w:t>2026-07-31</w:t>
+      <w:t>2026-08-01</w:t>
       <w:br/>
       <w:br/>
     </w:r>

--- a/tillsyn/S 4597-2022 tillsynsbegäran.docx
+++ b/tillsyn/S 4597-2022 tillsynsbegäran.docx
@@ -65,7 +65,7 @@
     </w:p>
     <w:p>
       <w:r>
-        <w:t>I och inom 17 meter från samrådsanmälan finns fynd av 6 naturvårdsarter, varav 3 är rödlistade, 3 är fridlysta och 2 är typiska (T): franstandad barkskinnbagge (EN), skrovlig taggsvamp (VU), tallticka (NT, T), järpe (T, §4), havsörn (§4) och fläcknycklar (§8). Se Figur 1.</w:t>
+        <w:t>I och inom 17 meter från samrådsanmälan finns fynd av 7 naturvårdsarter, varav 4 är rödlistade, 3 är fridlysta och 2 är typiska (T): franstandad barkskinnbagge (EN), skrovlig taggsvamp (VU), bronspraktbagge (NT), tallticka (NT, T), järpe (T, §4), havsörn (§4) och fläcknycklar (§8). Se Figur 1.</w:t>
       </w:r>
     </w:p>
     <w:p>
@@ -119,6 +119,17 @@
       </w:r>
       <w:r>
         <w:t>bildar mykorrhiza med tall i äldre tallskog, framför allt på tallhed. Den växer huvudsakligen i äldre barrskog som hotas av slutavverkning. Genom att äldre barrskogar och naturskogar blir allt sällsyntare, missgynnas arten av skogsbruk. Arten ingår i ett åtgärdsprogram för hotade arter (ÅGP) och en långsiktig tillgång till svampens värdträd behöver säkras genom att växtplatserna undantas från avverkning. Skrovlig taggsvamp är globalt rödlistad som nära hotad (NT) vilket innebär att Sverige har ett internationellt ansvar för arten (IUCN, 2025; SLU Artdatabanken, 2026; Nitare, 2006).</w:t>
+      </w:r>
+    </w:p>
+    <w:p>
+      <w:r>
+        <w:rPr>
+          <w:b/>
+        </w:rPr>
+        <w:t>Bronspraktbagge (NT)</w:t>
+      </w:r>
+      <w:r>
+        <w:t xml:space="preserve"> är en skalbagge vars larvutveckling sker i solexponerad, stående död ved av tall och gran. Arten missgynnas genom att glesa, äldre barrskogar avverkas och ersätts med täta barrträdsplanteringar. Äldre, glesa barrskogar med gott om grov död ved i främst sydöstra Sverige bör bevaras i sin helhet och inte avverkas. Bränd barrskog bör bevaras intakt, och naturvårdsbränningar är positivt. Torra, solexponerade barrträd i skogen bör få vara kvar, och inte plockas ut som exempelvis biobränsle (SLU Artdatabanken, 2024).</w:t>
       </w:r>
     </w:p>
     <w:p>
@@ -475,7 +486,7 @@
     <w:r>
       <w:tab/>
       <w:tab/>
-      <w:t>2026-08-01</w:t>
+      <w:t>2026-08-02</w:t>
       <w:br/>
       <w:br/>
     </w:r>

--- a/tillsyn/S 4597-2022 tillsynsbegäran.docx
+++ b/tillsyn/S 4597-2022 tillsynsbegäran.docx
@@ -486,7 +486,7 @@
     <w:r>
       <w:tab/>
       <w:tab/>
-      <w:t>2026-08-02</w:t>
+      <w:t>2026-08-03</w:t>
       <w:br/>
       <w:br/>
     </w:r>

--- a/tillsyn/S 4597-2022 tillsynsbegäran.docx
+++ b/tillsyn/S 4597-2022 tillsynsbegäran.docx
@@ -486,7 +486,7 @@
     <w:r>
       <w:tab/>
       <w:tab/>
-      <w:t>2026-08-03</w:t>
+      <w:t>2026-08-05</w:t>
       <w:br/>
       <w:br/>
     </w:r>

--- a/tillsyn/S 4597-2022 tillsynsbegäran.docx
+++ b/tillsyn/S 4597-2022 tillsynsbegäran.docx
@@ -486,7 +486,7 @@
     <w:r>
       <w:tab/>
       <w:tab/>
-      <w:t>2026-08-05</w:t>
+      <w:t>2026-08-07</w:t>
       <w:br/>
       <w:br/>
     </w:r>

--- a/tillsyn/S 4597-2022 tillsynsbegäran.docx
+++ b/tillsyn/S 4597-2022 tillsynsbegäran.docx
@@ -486,7 +486,7 @@
     <w:r>
       <w:tab/>
       <w:tab/>
-      <w:t>2026-08-07</w:t>
+      <w:t>2026-08-08</w:t>
       <w:br/>
       <w:br/>
     </w:r>

--- a/tillsyn/S 4597-2022 tillsynsbegäran.docx
+++ b/tillsyn/S 4597-2022 tillsynsbegäran.docx
@@ -60,12 +60,12 @@
         <w:spacing w:after="240"/>
       </w:pPr>
       <w:r>
-        <w:t>Figur 1. Fyndplatser för naturvårdsarter i och inom 17 meter från samrådsanmälan. Markörer utan svart kant är placerade på fyndplatsen. Markörer med svart kant är placerade vid sidan av fyndplatsen har ett svart streck som visar fyndplatsens exakta position. Kartans mittpunktskoordinat är N 6628497, E 650584 i SWEREF 99 TM.</w:t>
+        <w:t>Figur 1. Fyndplatser för naturvårdsarter i och inom 17 meter från samrådsanmälan. Markörer utan svart kant är placerade på fyndplatsen. Markörer med svart kant är placerade vid sidan av fyndplatsen och har ett svart streck som visar fyndplatsens exakta position. Kartans mittpunktskoordinat är N 6628497, E 650584 i SWEREF 99 TM.</w:t>
       </w:r>
     </w:p>
     <w:p>
       <w:r>
-        <w:t>I och inom 17 meter från samrådsanmälan finns fynd av 6 naturvårdsarter, varav 3 är rödlistade, 3 är fridlysta och 2 är typiska (T): franstandad barkskinnbagge (EN), skrovlig taggsvamp (VU), tallticka (NT, T), järpe (T, §4), havsörn (§4) och fläcknycklar (§8). Se Figur 1.</w:t>
+        <w:t>I och inom 17 meter från samrådsanmälan finns fynd av 7 naturvårdsarter, varav 4 är rödlistade, 3 är fridlysta och 2 är typiska (T): franstandad barkskinnbagge (EN), skrovlig taggsvamp (VU), bronspraktbagge (NT), tallticka (NT, T), järpe (T, §4), havsörn (§4) och fläcknycklar (§8). Se Figur 1.</w:t>
       </w:r>
     </w:p>
     <w:p>
@@ -119,6 +119,17 @@
       </w:r>
       <w:r>
         <w:t>bildar mykorrhiza med tall i äldre tallskog, framför allt på tallhed. Den växer huvudsakligen i äldre barrskog som hotas av slutavverkning. Genom att äldre barrskogar och naturskogar blir allt sällsyntare, missgynnas arten av skogsbruk. Arten ingår i ett åtgärdsprogram för hotade arter (ÅGP) och en långsiktig tillgång till svampens värdträd behöver säkras genom att växtplatserna undantas från avverkning. Skrovlig taggsvamp är globalt rödlistad som nära hotad (NT) vilket innebär att Sverige har ett internationellt ansvar för arten (IUCN, 2025; SLU Artdatabanken, 2026; Nitare, 2006).</w:t>
+      </w:r>
+    </w:p>
+    <w:p>
+      <w:r>
+        <w:rPr>
+          <w:b/>
+        </w:rPr>
+        <w:t>Bronspraktbagge (NT)</w:t>
+      </w:r>
+      <w:r>
+        <w:t xml:space="preserve"> är en skalbagge vars larvutveckling sker i solexponerad, stående död ved av tall och gran. Arten missgynnas genom att glesa, äldre barrskogar avverkas och ersätts med täta barrträdsplanteringar. Äldre, glesa barrskogar med gott om grov död ved i främst sydöstra Sverige bör bevaras i sin helhet och inte avverkas. Bränd barrskog bör bevaras intakt, och naturvårdsbränningar är positivt. Torra, solexponerade barrträd i skogen bör få vara kvar, och inte plockas ut som exempelvis biobränsle (SLU Artdatabanken, 2024).</w:t>
       </w:r>
     </w:p>
     <w:p>
@@ -475,7 +486,7 @@
     <w:r>
       <w:tab/>
       <w:tab/>
-      <w:t>2026-08-14</w:t>
+      <w:t>2026-08-15</w:t>
       <w:br/>
       <w:br/>
     </w:r>

--- a/tillsyn/S 4597-2022 tillsynsbegäran.docx
+++ b/tillsyn/S 4597-2022 tillsynsbegäran.docx
@@ -486,7 +486,7 @@
     <w:r>
       <w:tab/>
       <w:tab/>
-      <w:t>2026-08-15</w:t>
+      <w:t>2026-08-16</w:t>
       <w:br/>
       <w:br/>
     </w:r>

--- a/tillsyn/S 4597-2022 tillsynsbegäran.docx
+++ b/tillsyn/S 4597-2022 tillsynsbegäran.docx
@@ -486,7 +486,7 @@
     <w:r>
       <w:tab/>
       <w:tab/>
-      <w:t>2026-08-16</w:t>
+      <w:t>2026-08-17</w:t>
       <w:br/>
       <w:br/>
     </w:r>

--- a/tillsyn/S 4597-2022 tillsynsbegäran.docx
+++ b/tillsyn/S 4597-2022 tillsynsbegäran.docx
@@ -486,7 +486,7 @@
     <w:r>
       <w:tab/>
       <w:tab/>
-      <w:t>2026-08-17</w:t>
+      <w:t>2026-08-18</w:t>
       <w:br/>
       <w:br/>
     </w:r>

--- a/tillsyn/S 4597-2022 tillsynsbegäran.docx
+++ b/tillsyn/S 4597-2022 tillsynsbegäran.docx
@@ -486,7 +486,7 @@
     <w:r>
       <w:tab/>
       <w:tab/>
-      <w:t>2026-08-18</w:t>
+      <w:t>2026-08-19</w:t>
       <w:br/>
       <w:br/>
     </w:r>

--- a/tillsyn/S 4597-2022 tillsynsbegäran.docx
+++ b/tillsyn/S 4597-2022 tillsynsbegäran.docx
@@ -486,7 +486,7 @@
     <w:r>
       <w:tab/>
       <w:tab/>
-      <w:t>2026-08-19</w:t>
+      <w:t>2026-08-20</w:t>
       <w:br/>
       <w:br/>
     </w:r>

--- a/tillsyn/S 4597-2022 tillsynsbegäran.docx
+++ b/tillsyn/S 4597-2022 tillsynsbegäran.docx
@@ -486,7 +486,7 @@
     <w:r>
       <w:tab/>
       <w:tab/>
-      <w:t>2026-08-20</w:t>
+      <w:t>2026-08-21</w:t>
       <w:br/>
       <w:br/>
     </w:r>

--- a/tillsyn/S 4597-2022 tillsynsbegäran.docx
+++ b/tillsyn/S 4597-2022 tillsynsbegäran.docx
@@ -486,7 +486,7 @@
     <w:r>
       <w:tab/>
       <w:tab/>
-      <w:t>2026-08-21</w:t>
+      <w:t>2026-08-22</w:t>
       <w:br/>
       <w:br/>
     </w:r>

--- a/tillsyn/S 4597-2022 tillsynsbegäran.docx
+++ b/tillsyn/S 4597-2022 tillsynsbegäran.docx
@@ -486,7 +486,7 @@
     <w:r>
       <w:tab/>
       <w:tab/>
-      <w:t>2026-08-22</w:t>
+      <w:t>2026-08-23</w:t>
       <w:br/>
       <w:br/>
     </w:r>

--- a/tillsyn/S 4597-2022 tillsynsbegäran.docx
+++ b/tillsyn/S 4597-2022 tillsynsbegäran.docx
@@ -486,7 +486,7 @@
     <w:r>
       <w:tab/>
       <w:tab/>
-      <w:t>2026-08-23</w:t>
+      <w:t>2026-08-24</w:t>
       <w:br/>
       <w:br/>
     </w:r>

--- a/tillsyn/S 4597-2022 tillsynsbegäran.docx
+++ b/tillsyn/S 4597-2022 tillsynsbegäran.docx
@@ -486,7 +486,7 @@
     <w:r>
       <w:tab/>
       <w:tab/>
-      <w:t>2026-08-24</w:t>
+      <w:t>2026-08-25</w:t>
       <w:br/>
       <w:br/>
     </w:r>

--- a/tillsyn/S 4597-2022 tillsynsbegäran.docx
+++ b/tillsyn/S 4597-2022 tillsynsbegäran.docx
@@ -486,7 +486,7 @@
     <w:r>
       <w:tab/>
       <w:tab/>
-      <w:t>2026-08-25</w:t>
+      <w:t>2026-08-26</w:t>
       <w:br/>
       <w:br/>
     </w:r>

--- a/tillsyn/S 4597-2022 tillsynsbegäran.docx
+++ b/tillsyn/S 4597-2022 tillsynsbegäran.docx
@@ -486,7 +486,7 @@
     <w:r>
       <w:tab/>
       <w:tab/>
-      <w:t>2026-08-26</w:t>
+      <w:t>2026-08-27</w:t>
       <w:br/>
       <w:br/>
     </w:r>

--- a/tillsyn/S 4597-2022 tillsynsbegäran.docx
+++ b/tillsyn/S 4597-2022 tillsynsbegäran.docx
@@ -486,7 +486,7 @@
     <w:r>
       <w:tab/>
       <w:tab/>
-      <w:t>2026-08-27</w:t>
+      <w:t>2026-08-28</w:t>
       <w:br/>
       <w:br/>
     </w:r>

--- a/tillsyn/S 4597-2022 tillsynsbegäran.docx
+++ b/tillsyn/S 4597-2022 tillsynsbegäran.docx
@@ -486,7 +486,7 @@
     <w:r>
       <w:tab/>
       <w:tab/>
-      <w:t>2026-08-28</w:t>
+      <w:t>2026-08-29</w:t>
       <w:br/>
       <w:br/>
     </w:r>

--- a/tillsyn/S 4597-2022 tillsynsbegäran.docx
+++ b/tillsyn/S 4597-2022 tillsynsbegäran.docx
@@ -486,7 +486,7 @@
     <w:r>
       <w:tab/>
       <w:tab/>
-      <w:t>2026-08-29</w:t>
+      <w:t>2026-08-31</w:t>
       <w:br/>
       <w:br/>
     </w:r>

--- a/tillsyn/S 4597-2022 tillsynsbegäran.docx
+++ b/tillsyn/S 4597-2022 tillsynsbegäran.docx
@@ -486,7 +486,7 @@
     <w:r>
       <w:tab/>
       <w:tab/>
-      <w:t>2026-08-31</w:t>
+      <w:t>2026-09-01</w:t>
       <w:br/>
       <w:br/>
     </w:r>

--- a/tillsyn/S 4597-2022 tillsynsbegäran.docx
+++ b/tillsyn/S 4597-2022 tillsynsbegäran.docx
@@ -486,7 +486,7 @@
     <w:r>
       <w:tab/>
       <w:tab/>
-      <w:t>2026-09-01</w:t>
+      <w:t>2026-09-02</w:t>
       <w:br/>
       <w:br/>
     </w:r>

--- a/tillsyn/S 4597-2022 tillsynsbegäran.docx
+++ b/tillsyn/S 4597-2022 tillsynsbegäran.docx
@@ -486,7 +486,7 @@
     <w:r>
       <w:tab/>
       <w:tab/>
-      <w:t>2026-09-02</w:t>
+      <w:t>2026-09-03</w:t>
       <w:br/>
       <w:br/>
     </w:r>

--- a/tillsyn/S 4597-2022 tillsynsbegäran.docx
+++ b/tillsyn/S 4597-2022 tillsynsbegäran.docx
@@ -486,7 +486,7 @@
     <w:r>
       <w:tab/>
       <w:tab/>
-      <w:t>2026-09-03</w:t>
+      <w:t>2026-09-04</w:t>
       <w:br/>
       <w:br/>
     </w:r>

--- a/tillsyn/S 4597-2022 tillsynsbegäran.docx
+++ b/tillsyn/S 4597-2022 tillsynsbegäran.docx
@@ -486,7 +486,7 @@
     <w:r>
       <w:tab/>
       <w:tab/>
-      <w:t>2026-09-04</w:t>
+      <w:t>2026-09-05</w:t>
       <w:br/>
       <w:br/>
     </w:r>

--- a/tillsyn/S 4597-2022 tillsynsbegäran.docx
+++ b/tillsyn/S 4597-2022 tillsynsbegäran.docx
@@ -486,7 +486,7 @@
     <w:r>
       <w:tab/>
       <w:tab/>
-      <w:t>2026-09-05</w:t>
+      <w:t>2026-09-06</w:t>
       <w:br/>
       <w:br/>
     </w:r>

--- a/tillsyn/S 4597-2022 tillsynsbegäran.docx
+++ b/tillsyn/S 4597-2022 tillsynsbegäran.docx
@@ -486,7 +486,7 @@
     <w:r>
       <w:tab/>
       <w:tab/>
-      <w:t>2026-09-06</w:t>
+      <w:t>2026-09-07</w:t>
       <w:br/>
       <w:br/>
     </w:r>

--- a/tillsyn/S 4597-2022 tillsynsbegäran.docx
+++ b/tillsyn/S 4597-2022 tillsynsbegäran.docx
@@ -486,7 +486,7 @@
     <w:r>
       <w:tab/>
       <w:tab/>
-      <w:t>2026-09-07</w:t>
+      <w:t>2026-09-08</w:t>
       <w:br/>
       <w:br/>
     </w:r>

--- a/tillsyn/S 4597-2022 tillsynsbegäran.docx
+++ b/tillsyn/S 4597-2022 tillsynsbegäran.docx
@@ -486,7 +486,7 @@
     <w:r>
       <w:tab/>
       <w:tab/>
-      <w:t>2026-09-08</w:t>
+      <w:t>2026-09-09</w:t>
       <w:br/>
       <w:br/>
     </w:r>

--- a/tillsyn/S 4597-2022 tillsynsbegäran.docx
+++ b/tillsyn/S 4597-2022 tillsynsbegäran.docx
@@ -486,7 +486,7 @@
     <w:r>
       <w:tab/>
       <w:tab/>
-      <w:t>2026-09-09</w:t>
+      <w:t>2026-09-10</w:t>
       <w:br/>
       <w:br/>
     </w:r>

--- a/tillsyn/S 4597-2022 tillsynsbegäran.docx
+++ b/tillsyn/S 4597-2022 tillsynsbegäran.docx
@@ -486,7 +486,7 @@
     <w:r>
       <w:tab/>
       <w:tab/>
-      <w:t>2026-09-10</w:t>
+      <w:t>2026-09-11</w:t>
       <w:br/>
       <w:br/>
     </w:r>

--- a/tillsyn/S 4597-2022 tillsynsbegäran.docx
+++ b/tillsyn/S 4597-2022 tillsynsbegäran.docx
@@ -486,7 +486,7 @@
     <w:r>
       <w:tab/>
       <w:tab/>
-      <w:t>2026-09-11</w:t>
+      <w:t>2026-09-12</w:t>
       <w:br/>
       <w:br/>
     </w:r>
